--- a/build_expanded/cover_letter.docx
+++ b/build_expanded/cover_letter.docx
@@ -15,7 +15,7 @@
         <w:pStyle w:val="BodyText"/>
       </w:pPr>
       <w:r>
-        <w:t xml:space="preserve">Re: Submission of "Calibration discriminability tracks online P300-speller accuracy in eighteen cohorts, but the fitted mapping does not transport" as a Paper</w:t>
+        <w:t xml:space="preserve">Re: Submission of "Calibration-derived decoder discriminability is associated with online P300-speller accuracy, but the fitted mapping does not transport across cohorts" as a Paper</w:t>
       </w:r>
     </w:p>
     <w:p>
@@ -44,7 +44,7 @@
         <w:pStyle w:val="BodyText"/>
       </w:pPr>
       <w:r>
-        <w:t xml:space="preserve">We submit the manuscript above for consideration as a Paper. Calibration recordings are collected before a P300-speller session, and a score derived from them has repeatedly been related to that session's online spelling accuracy. Mainsah and colleagues took this furthest in this journal, deriving speller accuracy analytically from a calibration-derived detectability index so that performance could be estimated without extensive online testing (</w:t>
+        <w:t xml:space="preserve">We submit the manuscript above for consideration as a Paper. A score derived from the calibration block that precedes a P300-speller session has repeatedly been related to that session's online spelling accuracy. Mainsah and colleagues took this furthest in this journal, deriving speller accuracy analytically from a calibration-derived detectability index so that performance could be estimated without extensive online testing (</w:t>
       </w:r>
       <w:r>
         <w:rPr>
@@ -57,7 +57,7 @@
         <w:t xml:space="preserve"> </w:t>
       </w:r>
       <w:r>
-        <w:t xml:space="preserve">2016;13:066007). That relationship, and the earlier reports it builds on, were established within the cohort in which they were measured. Whether a mapping fitted in one set of cohorts estimates accuracy in a cohort it has never seen is a separate question, and it is the question that determines whether such a score can be used anywhere other than where it was developed.</w:t>
+        <w:t xml:space="preserve">2016;13:066007). That relationship, and the earlier reports it builds on, were established within the cohort in which they were measured. Whether a mapping fitted in one set of cohorts estimates accuracy in a cohort it has never seen is a separate question, and it is the question that decides whether such a score can be reported anywhere other than where it was developed.</w:t>
       </w:r>
     </w:p>
     <w:p>
@@ -65,7 +65,7 @@
         <w:pStyle w:val="BodyText"/>
       </w:pPr>
       <w:r>
-        <w:t xml:space="preserve">We evaluated this using the public BigP3BCI archive. All 20 documented source studies supplied the shared 16-channel montage; 18 yielded eligible online outcomes, giving 271 participants, 410 sessions and 19,611 character selections, with the four documented ALS cohorts as the prespecified primary subgroup. Withholding one source study at a time, the association between calibration discriminability and subsequent accuracy appeared in every one of the 18 cohorts, at the level of individual participants (r = 0.701, n = 271), and after removing every between-cohort difference (r = 0.652). The fitted mapping, however, did not transport. Calibration slope ranged from 0.075 to 2.233 and intercept from -2.445 to 1.870 across withheld cohorts, and in two cohorts the score estimated accuracy less well than that cohort's own mean. For a cohort not represented in the archive, the interval on discrimination reaches down to chance. A single analysis improved transportability: excluding records in which more than 20% of calibration epochs were rejected reduced estimation error from 0.104 to 0.084 and slope variability from 0.586 to 0.438.</w:t>
+        <w:t xml:space="preserve">We evaluated this in the public BigP3BCI archive. All 20 documented source studies supplied the shared 16-channel montage; 18 yielded eligible online outcomes, giving 271 participants, 410 sessions, 739 session-condition records and 19,611 character selections, with the four documented ALS cohorts as the originally targeted primary subgroup, fixed before the design was widened beyond them. One source study was withheld from development at a time. The estimand is the accuracy of a randomly chosen character selection, because the mapping is fitted on character-expanded records; pooled estimation error was 0.098 (95% CI 0.091 to 0.107) against 0.146 for a benchmark that estimates every record at the development-set mean, and that error is invariant to the estimand, at 0.096 and 0.097 when sessions and participants are weighted equally instead. The association itself held up. Its point estimate was positive in all 18 withheld cohorts, at the level of individual participants (r = 0.714, 95% CI 0.650 to 0.768, n = 271), and after centring both variables within cohort, which removes cohort means though not differences in variance, protocol or measurement precision (r = 0.677, 0.621 to 0.726).</w:t>
       </w:r>
     </w:p>
     <w:p>
@@ -73,7 +73,7 @@
         <w:pStyle w:val="BodyText"/>
       </w:pPr>
       <w:r>
-        <w:t xml:space="preserve">We believe this carries three implications for this journal's readership. First, it separates two claims that the field has tended to report together: an association that replicates across cohorts, and a calibrated mapping that does not. A calibration score can support ranking sessions within a setting, and can support a data-quality screen, but should not be used to report an expected accuracy elsewhere without local recalibration. Second, the four ALS cohorts analysed alone gave a calibration-slope standard deviation of 0.204, against 0.586 across all 18; those four cohorts were not merely too few to estimate the spread, they were homogeneous and favourable, so the resulting picture was optimistic in a measurable direction. Evaluations built on a small number of cohorts should be read accordingly. Third, the artifact-rejection result is actionable at no cost, because the rejection fraction is already computed whenever the score is computed.</w:t>
+        <w:t xml:space="preserve">The fitted mapping did not transport, and the calibration intercept settles that without appeal to a threshold. Pooling the 18 withheld cohorts with participant-clustered standard errors, the between-cohort standard deviation of the intercept was tau = 0.87 (95% CI 0.60 to 1.51) against a pooled intercept of -0.06, giving a 95% interval for a cohort not represented in the archive of -1.97 to 1.85 on the log-odds scale, which is the difference between a mapping that badly understates accuracy and one that badly overstates it. The slope agrees and is the more delicate case, at tau = 0.43 (0.30 to 0.77) against a pooled slope of 1.06, with observed values from 0.185 to 2.185. Both conclusions hold at the lower confidence limit of tau, where the intervals are still -1.39 to 1.26 for the intercept and 0.394 to 1.704 for the slope. I-squared is reported with its own interval as a description only, and no conclusion is drawn from where it falls relative to the conventional 75% threshold, because a cluster-robust variance at 5 to 24 participants per cohort is biased downward in exactly the direction that inflates it. In one cohort the score estimated accuracy less well than the development-mean benchmark and in six less well than that cohort's own mean, and for a cohort not represented in the archive the interval on discrimination reaches down to chance.</w:t>
       </w:r>
     </w:p>
     <w:p>
@@ -81,7 +81,23 @@
         <w:pStyle w:val="BodyText"/>
       </w:pPr>
       <w:r>
-        <w:t xml:space="preserve">We note that the journal's guidance asks that contributions using openly available data provide validation on additional data sets and insight into why performance differs. This study reports no performance improvement; it reports a negative transportability result across 18 independent cohorts, together with the cohort-level mechanism that produces it. All analysis code, frozen outputs, and the archive provenance record with checksum verification are available to support editorial assessment.</w:t>
+        <w:t xml:space="preserve">One cohort-level feature accounts for much of that spread. The median time a cohort took over each selection, which ran from 7.3 to 50.0 seconds and is the archive's only recoverable trace of the stopping rule, accounted for about two thirds of the between-cohort variance in the calibration slope (0.406 per between-cohort standard deviation, 95% CI 0.181 to 0.632; Holm-corrected p = 0.012), leaving a residual between-cohort standard deviation of 0.25 against 0.43. Seven further protocol descriptors, including both available proxies for the size of the speller matrix, accounted for no share distinguishable from zero. This strengthens the transportability argument rather than weakening it: a mapping whose slope depends on the stopping rule still cannot be carried to a site whose stopping rule is unknown, and the archive records no stopping rule for any cohort as a field. What it does change is the status of the residual spread, which is not an irreducible property of the population, so a site that reported its stopping rule alongside a calibration score would remove a substantial part of the uncertainty in a transported estimate.</w:t>
+      </w:r>
+    </w:p>
+    <w:p>
+      <w:pPr>
+        <w:pStyle w:val="BodyText"/>
+      </w:pPr>
+      <w:r>
+        <w:t xml:space="preserve">We believe this carries three implications for this journal's readership. First, it separates two claims that the field has tended to report together: an association that appears in every cohort examined, and a calibrated mapping that does not transport. A calibration score can support ranking sessions within a setting, and can support a data-quality screen, but should not be used to report an expected accuracy elsewhere without local recalibration. Second, the four ALS cohorts analysed alone gave an uncorrected between-cohort slope spread of 0.223, against 0.560 across all 18; those four cohorts were not merely too few to estimate the spread, they were homogeneous and favourable, so the resulting picture was optimistic in a measurable direction. Evaluations built on a small number of cohorts should be read accordingly. Third, excluding records in which more than 20% of calibration epochs were rejected lowered estimation error from 0.101 to 0.087 and the uncorrected slope spread from 0.560 to 0.465, the only analysis in which transportability improved, and that screen is actionable at no cost because the rejection fraction is already computed whenever the score is computed.</w:t>
+      </w:r>
+    </w:p>
+    <w:p>
+      <w:pPr>
+        <w:pStyle w:val="BodyText"/>
+      </w:pPr>
+      <w:r>
+        <w:t xml:space="preserve">We note that the journal's guidance asks that contributions using openly available data provide validation on additional data sets and insight into why performance differs. This study reports no performance improvement. It reports a negative transportability result across 18 independent cohorts, together with an examination of which cohort-level features are and are not associated with it. All analysis code, frozen outputs, and the archive provenance record with checksum verification are available to support editorial assessment.</w:t>
       </w:r>
     </w:p>
     <w:p>

--- a/build_expanded/cover_letter.docx
+++ b/build_expanded/cover_letter.docx
@@ -2,20 +2,21 @@
 <file path=word/document.xml><?xml version="1.0" encoding="utf-8"?>
 <w:document xmlns:w="http://schemas.openxmlformats.org/wordprocessingml/2006/main" xmlns:m="http://schemas.openxmlformats.org/officeDocument/2006/math" xmlns:r="http://schemas.openxmlformats.org/officeDocument/2006/relationships" xmlns:o="urn:schemas-microsoft-com:office:office" xmlns:v="urn:schemas-microsoft-com:vml" xmlns:w10="urn:schemas-microsoft-com:office:word" xmlns:a="http://schemas.openxmlformats.org/drawingml/2006/main" xmlns:pic="http://schemas.openxmlformats.org/drawingml/2006/picture" xmlns:wp="http://schemas.openxmlformats.org/drawingml/2006/wordprocessingDrawing">
   <w:body>
+    <w:bookmarkStart w:id="9" w:name="cover-letter"/>
+    <w:p>
+      <w:pPr>
+        <w:pStyle w:val="Heading1"/>
+      </w:pPr>
+      <w:r>
+        <w:t xml:space="preserve">Cover letter</w:t>
+      </w:r>
+    </w:p>
     <w:p>
       <w:pPr>
         <w:pStyle w:val="FirstParagraph"/>
       </w:pPr>
       <w:r>
-        <w:t xml:space="preserve">title: "Cover letter"</w:t>
-      </w:r>
-    </w:p>
-    <w:p>
-      <w:pPr>
-        <w:pStyle w:val="BodyText"/>
-      </w:pPr>
-      <w:r>
-        <w:t xml:space="preserve">Re: Submission of "Calibration-derived decoder discriminability is associated with online P300-speller accuracy, but the fitted mapping does not transport across cohorts" as a Paper</w:t>
+        <w:t xml:space="preserve">Re: Submission of “Calibration-derived decoder discriminability is associated with online P300-speller accuracy, but the fitted mapping does not transport across cohorts” as a Paper</w:t>
       </w:r>
     </w:p>
     <w:p>
@@ -65,7 +66,7 @@
         <w:pStyle w:val="BodyText"/>
       </w:pPr>
       <w:r>
-        <w:t xml:space="preserve">We evaluated this in the public BigP3BCI archive. All 20 documented source studies supplied the shared 16-channel montage; 18 yielded eligible online outcomes, giving 271 participants, 410 sessions, 739 session-condition records and 19,611 character selections, with the four documented ALS cohorts as the originally targeted primary subgroup, fixed before the design was widened beyond them. One source study was withheld from development at a time. The estimand is the accuracy of a randomly chosen character selection, because the mapping is fitted on character-expanded records; pooled estimation error was 0.098 (95% CI 0.091 to 0.107) against 0.146 for a benchmark that estimates every record at the development-set mean, and that error is invariant to the estimand, at 0.096 and 0.097 when sessions and participants are weighted equally instead. The association itself held up. Its point estimate was positive in all 18 withheld cohorts, at the level of individual participants (r = 0.714, 95% CI 0.650 to 0.768, n = 271), and after centring both variables within cohort, which removes cohort means though not differences in variance, protocol or measurement precision (r = 0.677, 0.621 to 0.726).</w:t>
+        <w:t xml:space="preserve">We evaluated this in the public BigP3BCI archive. All 20 documented source studies supplied the shared 16-channel montage; 18 yielded eligible online outcomes, giving 271 participants, 410 sessions, 739 session-condition records and 19,611 character selections, with the four documented ALS cohorts as the originally targeted primary subgroup, fixed before the design was widened beyond them. One source study was withheld from development at a time. The estimand is the accuracy of a randomly chosen character selection, because the mapping is fitted on character-expanded records; pooled across every withheld record, estimation error was 0.098 (95% CI 0.091 to 0.107) against 0.146 for a benchmark that estimates every record at the development-set mean, and that error is invariant to the estimand, at 0.096 and 0.097 when sessions and participants are weighted equally instead. The association itself held up. Its point estimate was positive in all 18 withheld cohorts, at the level of individual participants (r = 0.714, 95% CI 0.650 to 0.768, n = 271), and after centring both variables within cohort, which removes cohort means though not differences in variance, protocol or measurement precision (r = 0.677, 0.621 to 0.726).</w:t>
       </w:r>
     </w:p>
     <w:p>
@@ -81,7 +82,7 @@
         <w:pStyle w:val="BodyText"/>
       </w:pPr>
       <w:r>
-        <w:t xml:space="preserve">One cohort-level feature accounts for much of that spread. The median time a cohort took over each selection, which ran from 7.3 to 50.0 seconds and is the archive's only recoverable trace of the stopping rule, accounted for about two thirds of the between-cohort variance in the calibration slope (0.406 per between-cohort standard deviation, 95% CI 0.181 to 0.632; Holm-corrected p = 0.012), leaving a residual between-cohort standard deviation of 0.25 against 0.43. Seven further protocol descriptors, including both available proxies for the size of the speller matrix, accounted for no share distinguishable from zero. This strengthens the transportability argument rather than weakening it: a mapping whose slope depends on the stopping rule still cannot be carried to a site whose stopping rule is unknown, and the archive records no stopping rule for any cohort as a field. What it does change is the status of the residual spread, which is not an irreducible property of the population, so a site that reported its stopping rule alongside a calibration score would remove a substantial part of the uncertainty in a transported estimate.</w:t>
+        <w:t xml:space="preserve">One cohort-level feature accounts for much of that spread. The median time a cohort took over each selection, which ran from 7.3 to 50.0 seconds and is the archive's only recoverable trace of the stopping rule, accounted for about two thirds of the between-cohort variance in the calibration slope (0.406 per between-cohort standard deviation, 95% CI 0.181 to 0.632; Holm-corrected p = 0.012), leaving a residual between-cohort standard deviation of 0.25 against 0.43. Seven further descriptors, including both available proxies for the size of the speller matrix, accounted for no share distinguishable from zero. This strengthens the transportability argument rather than weakening it: a mapping whose slope depends on the stopping rule still cannot be carried to a site whose stopping rule is unknown, and the archive records no stopping rule for any cohort as a field. What it does change is the status of the residual spread, which is not an irreducible property of the population, so a site that reported its stopping rule alongside a calibration score would remove a substantial part of the uncertainty in a transported estimate.</w:t>
       </w:r>
     </w:p>
     <w:p>
@@ -89,7 +90,7 @@
         <w:pStyle w:val="BodyText"/>
       </w:pPr>
       <w:r>
-        <w:t xml:space="preserve">We believe this carries three implications for this journal's readership. First, it separates two claims that the field has tended to report together: an association that appears in every cohort examined, and a calibrated mapping that does not transport. A calibration score can support ranking sessions within a setting, and can support a data-quality screen, but should not be used to report an expected accuracy elsewhere without local recalibration. Second, the four ALS cohorts analysed alone gave an uncorrected between-cohort slope spread of 0.223, against 0.560 across all 18; those four cohorts were not merely too few to estimate the spread, they were homogeneous and favourable, so the resulting picture was optimistic in a measurable direction. Evaluations built on a small number of cohorts should be read accordingly. Third, excluding records in which more than 20% of calibration epochs were rejected lowered estimation error from 0.101 to 0.087 and the uncorrected slope spread from 0.560 to 0.465, the only analysis in which transportability improved, and that screen is actionable at no cost because the rejection fraction is already computed whenever the score is computed.</w:t>
+        <w:t xml:space="preserve">We believe this carries three implications for this journal's readership. First, it separates two claims that the field has tended to report together: an association that appears in every cohort examined, and a calibrated mapping that does not transport. A calibration score can support ranking sessions within a setting, and can support a data-quality screen, but should not be used to report an expected accuracy elsewhere without local recalibration. Second, the four ALS cohorts analysed alone gave an uncorrected between-cohort slope spread of 0.223, against 0.560 across all 18; those four cohorts were not merely too few to estimate the spread, they were homogeneous and favourable, so the resulting picture was optimistic in a measurable direction. Evaluations built on a small number of cohorts should be read accordingly. Third, excluding records in which more than 20% of calibration epochs were rejected lowered the mean of the 18 cohort-level errors from 0.101 to 0.087, a different quantity from the record-pooled 0.098 above, and the uncorrected slope spread from 0.560 to 0.465, the only analysis in which transportability improved, and that screen is actionable at no cost because the rejection fraction is already computed whenever the score is computed.</w:t>
       </w:r>
     </w:p>
     <w:p>
@@ -140,6 +141,7 @@
         <w:t xml:space="preserve">[Corresponding-author email]</w:t>
       </w:r>
     </w:p>
+    <w:bookmarkEnd w:id="9"/>
     <w:sectPr>
       <w:footnotePr>
         <w:numRestart w:val="eachSect"/>

--- a/build_expanded/cover_letter.docx
+++ b/build_expanded/cover_letter.docx
@@ -2,7 +2,7 @@
 <file path=word/document.xml><?xml version="1.0" encoding="utf-8"?>
 <w:document xmlns:w="http://schemas.openxmlformats.org/wordprocessingml/2006/main" xmlns:m="http://schemas.openxmlformats.org/officeDocument/2006/math" xmlns:r="http://schemas.openxmlformats.org/officeDocument/2006/relationships" xmlns:o="urn:schemas-microsoft-com:office:office" xmlns:v="urn:schemas-microsoft-com:vml" xmlns:w10="urn:schemas-microsoft-com:office:word" xmlns:a="http://schemas.openxmlformats.org/drawingml/2006/main" xmlns:pic="http://schemas.openxmlformats.org/drawingml/2006/picture" xmlns:wp="http://schemas.openxmlformats.org/drawingml/2006/wordprocessingDrawing">
   <w:body>
-    <w:bookmarkStart w:id="9" w:name="cover-letter"/>
+    <w:bookmarkStart w:id="10" w:name="cover-letter"/>
     <w:p>
       <w:pPr>
         <w:pStyle w:val="Heading1"/>
@@ -14,6 +14,14 @@
     <w:p>
       <w:pPr>
         <w:pStyle w:val="FirstParagraph"/>
+      </w:pPr>
+      <w:r>
+        <w:t xml:space="preserve">27 July 2026</w:t>
+      </w:r>
+    </w:p>
+    <w:p>
+      <w:pPr>
+        <w:pStyle w:val="BodyText"/>
       </w:pPr>
       <w:r>
         <w:t xml:space="preserve">Re: Submission of “Calibration-derived decoder discriminability is associated with online P300-speller accuracy, but the fitted mapping does not transport across cohorts” as a Paper</w:t>
@@ -122,7 +130,7 @@
         <w:pStyle w:val="BodyText"/>
       </w:pPr>
       <w:r>
-        <w:t xml:space="preserve">[Submitting author name, degree]</w:t>
+        <w:t xml:space="preserve">Alon Gorenshtein, MD</w:t>
       </w:r>
     </w:p>
     <w:p>
@@ -130,18 +138,23 @@
         <w:pStyle w:val="BodyText"/>
       </w:pPr>
       <w:r>
-        <w:t xml:space="preserve">[Institution, department]</w:t>
+        <w:t xml:space="preserve">Department of Neurology, Beth Israel Deaconess Medical Center, Harvard Medical School</w:t>
       </w:r>
     </w:p>
     <w:p>
       <w:pPr>
         <w:pStyle w:val="BodyText"/>
       </w:pPr>
-      <w:r>
-        <w:t xml:space="preserve">[Corresponding-author email]</w:t>
-      </w:r>
-    </w:p>
-    <w:bookmarkEnd w:id="9"/>
+      <w:hyperlink r:id="rId9">
+        <w:r>
+          <w:rPr>
+            <w:rStyle w:val="Hyperlink"/>
+          </w:rPr>
+          <w:t xml:space="preserve">agorensh@bidmc.harvard.edu</w:t>
+        </w:r>
+      </w:hyperlink>
+    </w:p>
+    <w:bookmarkEnd w:id="10"/>
     <w:sectPr>
       <w:footnotePr>
         <w:numRestart w:val="eachSect"/>

--- a/build_expanded/cover_letter.docx
+++ b/build_expanded/cover_letter.docx
@@ -2,7 +2,7 @@
 <file path=word/document.xml><?xml version="1.0" encoding="utf-8"?>
 <w:document xmlns:w="http://schemas.openxmlformats.org/wordprocessingml/2006/main" xmlns:m="http://schemas.openxmlformats.org/officeDocument/2006/math" xmlns:r="http://schemas.openxmlformats.org/officeDocument/2006/relationships" xmlns:o="urn:schemas-microsoft-com:office:office" xmlns:v="urn:schemas-microsoft-com:vml" xmlns:w10="urn:schemas-microsoft-com:office:word" xmlns:a="http://schemas.openxmlformats.org/drawingml/2006/main" xmlns:pic="http://schemas.openxmlformats.org/drawingml/2006/picture" xmlns:wp="http://schemas.openxmlformats.org/drawingml/2006/wordprocessingDrawing">
   <w:body>
-    <w:bookmarkStart w:id="10" w:name="cover-letter"/>
+    <w:bookmarkStart w:id="9" w:name="cover-letter"/>
     <w:p>
       <w:pPr>
         <w:pStyle w:val="Heading1"/>
@@ -53,7 +53,7 @@
         <w:pStyle w:val="BodyText"/>
       </w:pPr>
       <w:r>
-        <w:t xml:space="preserve">We submit the manuscript above for consideration as a Paper. A score derived from the calibration block that precedes a P300-speller session has repeatedly been related to that session's online spelling accuracy. Mainsah and colleagues took this furthest in this journal, deriving speller accuracy analytically from a calibration-derived detectability index so that performance could be estimated without extensive online testing (</w:t>
+        <w:t xml:space="preserve">We submit the manuscript above for consideration as a Paper. A score derived from the calibration block that precedes a P300-speller session has repeatedly been related to that session’s online spelling accuracy. Mainsah and colleagues took this furthest in this journal, deriving speller accuracy analytically from a calibration-derived detectability index so that performance could be estimated without extensive online testing (</w:t>
       </w:r>
       <w:r>
         <w:rPr>
@@ -82,7 +82,7 @@
         <w:pStyle w:val="BodyText"/>
       </w:pPr>
       <w:r>
-        <w:t xml:space="preserve">The fitted mapping did not transport, and the calibration intercept settles that without appeal to a threshold. Pooling the 18 withheld cohorts with participant-clustered standard errors, the between-cohort standard deviation of the intercept was tau = 0.87 (95% CI 0.60 to 1.51) against a pooled intercept of -0.06, giving a 95% interval for a cohort not represented in the archive of -1.97 to 1.85 on the log-odds scale, which is the difference between a mapping that badly understates accuracy and one that badly overstates it. The slope agrees and is the more delicate case, at tau = 0.43 (0.30 to 0.77) against a pooled slope of 1.06, with observed values from 0.185 to 2.185. Both conclusions hold at the lower confidence limit of tau, where the intervals are still -1.39 to 1.26 for the intercept and 0.394 to 1.704 for the slope. I-squared is reported with its own interval as a description only, and no conclusion is drawn from where it falls relative to the conventional 75% threshold, because a cluster-robust variance at 5 to 24 participants per cohort is biased downward in exactly the direction that inflates it. In one cohort the score estimated accuracy less well than the development-mean benchmark and in six less well than that cohort's own mean, and for a cohort not represented in the archive the interval on discrimination reaches down to chance.</w:t>
+        <w:t xml:space="preserve">The fitted mapping did not transport, and the calibration intercept settles that without appeal to a threshold. Pooling the 18 withheld cohorts with participant-clustered standard errors, the between-cohort standard deviation of the intercept was tau = 0.87 (95% CI 0.60 to 1.51) against a pooled intercept of -0.06, giving a 95% interval for a cohort not represented in the archive of -1.97 to 1.85 on the log-odds scale, which is the difference between a mapping that badly understates accuracy and one that badly overstates it. The slope agrees and is the more delicate case, at tau = 0.43 (0.30 to 0.77) against a pooled slope of 1.06, with observed values from 0.185 to 2.185. Both conclusions hold at the lower confidence limit of tau, where the intervals are still -1.39 to 1.26 for the intercept and 0.394 to 1.704 for the slope. I-squared is reported with its own interval as a description only, and no conclusion is drawn from where it falls relative to the conventional 75% threshold, because a cluster-robust variance at 5 to 24 participants per cohort is biased downward in exactly the direction that inflates it. In one cohort the score estimated accuracy less well than the development-mean benchmark and in six less well than that cohort’s own mean, and for a cohort not represented in the archive the interval on discrimination reaches down to chance.</w:t>
       </w:r>
     </w:p>
     <w:p>
@@ -90,7 +90,7 @@
         <w:pStyle w:val="BodyText"/>
       </w:pPr>
       <w:r>
-        <w:t xml:space="preserve">One cohort-level feature accounts for much of that spread. The median time a cohort took over each selection, which ran from 7.3 to 50.0 seconds and is the archive's only recoverable trace of the stopping rule, accounted for about two thirds of the between-cohort variance in the calibration slope (0.406 per between-cohort standard deviation, 95% CI 0.181 to 0.632; Holm-corrected p = 0.012), leaving a residual between-cohort standard deviation of 0.25 against 0.43. Seven further descriptors, including both available proxies for the size of the speller matrix, accounted for no share distinguishable from zero. This strengthens the transportability argument rather than weakening it: a mapping whose slope depends on the stopping rule still cannot be carried to a site whose stopping rule is unknown, and the archive records no stopping rule for any cohort as a field. What it does change is the status of the residual spread, which is not an irreducible property of the population, so a site that reported its stopping rule alongside a calibration score would remove a substantial part of the uncertainty in a transported estimate.</w:t>
+        <w:t xml:space="preserve">One cohort-level feature accounts for much of that spread. The median time a cohort took over each selection, which ran from 7.3 to 50.0 seconds and is the archive’s only recoverable trace of the stopping rule, accounted for about two thirds of the between-cohort variance in the calibration slope (0.406 per between-cohort standard deviation, 95% CI 0.181 to 0.632; Holm-corrected p = 0.012), leaving a residual between-cohort standard deviation of 0.25 against 0.43. Seven further descriptors, including both available proxies for the size of the speller matrix, accounted for no share distinguishable from zero. This strengthens the transportability argument rather than weakening it: a mapping whose slope depends on the stopping rule still cannot be carried to a site whose stopping rule is unknown, and the archive records no stopping rule for any cohort as a field. What it does change is the status of the residual spread, which is not an irreducible property of the population, so a site that reported its stopping rule alongside a calibration score would remove a substantial part of the uncertainty in a transported estimate.</w:t>
       </w:r>
     </w:p>
     <w:p>
@@ -98,7 +98,7 @@
         <w:pStyle w:val="BodyText"/>
       </w:pPr>
       <w:r>
-        <w:t xml:space="preserve">We believe this carries three implications for this journal's readership. First, it separates two claims that the field has tended to report together: an association that appears in every cohort examined, and a calibrated mapping that does not transport. A calibration score can support ranking sessions within a setting, and can support a data-quality screen, but should not be used to report an expected accuracy elsewhere without local recalibration. Second, the four ALS cohorts analysed alone gave an uncorrected between-cohort slope spread of 0.223, against 0.560 across all 18; those four cohorts were not merely too few to estimate the spread, they were homogeneous and favourable, so the resulting picture was optimistic in a measurable direction. Evaluations built on a small number of cohorts should be read accordingly. Third, excluding records in which more than 20% of calibration epochs were rejected lowered the mean of the 18 cohort-level errors from 0.101 to 0.087, a different quantity from the record-pooled 0.098 above, and the uncorrected slope spread from 0.560 to 0.465, the only analysis in which transportability improved, and that screen is actionable at no cost because the rejection fraction is already computed whenever the score is computed.</w:t>
+        <w:t xml:space="preserve">We believe this carries three implications for this journal’s readership. First, it separates two claims that the field has tended to report together: an association that appears in every cohort examined, and a calibrated mapping that does not transport. A calibration score can support ranking sessions within a setting, and can support a data-quality screen, but should not be used to report an expected accuracy elsewhere without local recalibration. Second, the four ALS cohorts analysed alone gave an uncorrected between-cohort slope spread of 0.223, against 0.560 across all 18; those four cohorts were not merely too few to estimate the spread, they were homogeneous and favourable, so the resulting picture was optimistic in a measurable direction. Evaluations built on a small number of cohorts should be read accordingly. Third, excluding records in which more than 20% of calibration epochs were rejected lowered the mean of the 18 cohort-level errors from 0.101 to 0.087, a different quantity from the record-pooled 0.098 above, and the uncorrected slope spread from 0.560 to 0.465, the only analysis in which transportability improved, and that screen is actionable at no cost because the rejection fraction is already computed whenever the score is computed.</w:t>
       </w:r>
     </w:p>
     <w:p>
@@ -106,7 +106,7 @@
         <w:pStyle w:val="BodyText"/>
       </w:pPr>
       <w:r>
-        <w:t xml:space="preserve">We note that the journal's guidance asks that contributions using openly available data provide validation on additional data sets and insight into why performance differs. This study reports no performance improvement. It reports a negative transportability result across 18 independent cohorts, together with an examination of which cohort-level features are and are not associated with it. All analysis code, frozen outputs, and the archive provenance record with checksum verification are available to support editorial assessment.</w:t>
+        <w:t xml:space="preserve">We note that the journal’s guidance asks that contributions using openly available data provide validation on additional data sets and insight into why performance differs. This study reports no performance improvement. It reports a negative transportability result across 18 independent cohorts, together with an examination of which cohort-level features are and are not associated with it. All analysis code, frozen outputs, and the archive provenance record with checksum verification are available to support editorial assessment.</w:t>
       </w:r>
     </w:p>
     <w:p>
@@ -145,16 +145,11 @@
       <w:pPr>
         <w:pStyle w:val="BodyText"/>
       </w:pPr>
-      <w:hyperlink r:id="rId9">
-        <w:r>
-          <w:rPr>
-            <w:rStyle w:val="Hyperlink"/>
-          </w:rPr>
-          <w:t xml:space="preserve">agorensh@bidmc.harvard.edu</w:t>
-        </w:r>
-      </w:hyperlink>
-    </w:p>
-    <w:bookmarkEnd w:id="10"/>
+      <w:r>
+        <w:t xml:space="preserve">agorensh@bidmc.harvard.edu</w:t>
+      </w:r>
+    </w:p>
+    <w:bookmarkEnd w:id="9"/>
     <w:sectPr>
       <w:footnotePr>
         <w:numRestart w:val="eachSect"/>
@@ -276,7 +271,7 @@
   <w:docDefaults>
     <w:rPrDefault>
       <w:rPr>
-        <w:rFonts w:ascii="CMU Serif" w:cs="CMU Serif" w:eastAsiaTheme="minorEastAsia" w:hAnsi="CMU Serif"/>
+        <w:rFonts w:asciiTheme="minorHAnsi" w:cstheme="minorBidi" w:eastAsiaTheme="minorEastAsia" w:hAnsiTheme="minorHAnsi"/>
         <w:sz w:val="24"/>
         <w:szCs w:val="24"/>
         <w:lang w:bidi="ar-SA" w:eastAsia="zh-CN" w:val="en-US"/>
@@ -284,7 +279,7 @@
     </w:rPrDefault>
     <w:pPrDefault>
       <w:pPr>
-        <w:spacing w:after="0" w:line="480" w:lineRule="auto"/>
+        <w:spacing w:after="200"/>
       </w:pPr>
     </w:pPrDefault>
   </w:docDefaults>
@@ -325,7 +320,7 @@
     <w:qFormat/>
     <w:rsid w:val="00A10FD9"/>
     <w:pPr>
-      <w:spacing w:after="80" w:line="480" w:lineRule="auto"/>
+      <w:spacing w:after="80" w:line="240" w:lineRule="auto"/>
       <w:contextualSpacing/>
       <w:jc w:val="center"/>
     </w:pPr>
@@ -375,7 +370,7 @@
     <w:rsid w:val="00A10FD9"/>
     <w:rPr>
       <w:rFonts w:cstheme="majorBidi" w:eastAsiaTheme="majorEastAsia"/>
-      <w:color w:val="000000"/>
+      <w:color w:themeColor="text1" w:themeTint="A6" w:val="595959"/>
       <w:spacing w:val="15"/>
       <w:sz w:val="28"/>
       <w:szCs w:val="28"/>
@@ -465,7 +460,7 @@
     </w:pPr>
     <w:rPr>
       <w:rFonts w:asciiTheme="majorHAnsi" w:cstheme="majorBidi" w:eastAsiaTheme="majorEastAsia" w:hAnsiTheme="majorHAnsi"/>
-      <w:color w:val="000000"/>
+      <w:color w:themeColor="accent1" w:themeShade="BF" w:val="0F4761"/>
       <w:sz w:val="40"/>
       <w:szCs w:val="40"/>
     </w:rPr>
@@ -488,7 +483,7 @@
     </w:pPr>
     <w:rPr>
       <w:rFonts w:asciiTheme="majorHAnsi" w:cstheme="majorBidi" w:eastAsiaTheme="majorEastAsia" w:hAnsiTheme="majorHAnsi"/>
-      <w:color w:val="000000"/>
+      <w:color w:themeColor="accent1" w:themeShade="BF" w:val="0F4761"/>
       <w:sz w:val="32"/>
       <w:szCs w:val="32"/>
     </w:rPr>
@@ -511,7 +506,7 @@
     </w:pPr>
     <w:rPr>
       <w:rFonts w:cstheme="majorBidi" w:eastAsiaTheme="majorEastAsia"/>
-      <w:color w:val="000000"/>
+      <w:color w:themeColor="accent1" w:themeShade="BF" w:val="0F4761"/>
       <w:sz w:val="28"/>
       <w:szCs w:val="28"/>
     </w:rPr>
@@ -536,7 +531,7 @@
       <w:rFonts w:cstheme="majorBidi" w:eastAsiaTheme="majorEastAsia"/>
       <w:i/>
       <w:iCs/>
-      <w:color w:val="000000"/>
+      <w:color w:themeColor="accent1" w:themeShade="BF" w:val="0F4761"/>
     </w:rPr>
   </w:style>
   <w:style w:styleId="Heading5" w:type="paragraph">
@@ -557,7 +552,7 @@
     </w:pPr>
     <w:rPr>
       <w:rFonts w:cstheme="majorBidi" w:eastAsiaTheme="majorEastAsia"/>
-      <w:color w:val="000000"/>
+      <w:color w:themeColor="accent1" w:themeShade="BF" w:val="0F4761"/>
     </w:rPr>
   </w:style>
   <w:style w:styleId="Heading6" w:type="paragraph">
@@ -580,7 +575,7 @@
       <w:rFonts w:cstheme="majorBidi" w:eastAsiaTheme="majorEastAsia"/>
       <w:i/>
       <w:iCs/>
-      <w:color w:val="000000"/>
+      <w:color w:themeColor="text1" w:themeTint="A6" w:val="595959"/>
     </w:rPr>
   </w:style>
   <w:style w:styleId="Heading7" w:type="paragraph">
@@ -601,7 +596,7 @@
     </w:pPr>
     <w:rPr>
       <w:rFonts w:cstheme="majorBidi" w:eastAsiaTheme="majorEastAsia"/>
-      <w:color w:val="000000"/>
+      <w:color w:themeColor="text1" w:themeTint="A6" w:val="595959"/>
     </w:rPr>
   </w:style>
   <w:style w:styleId="Heading8" w:type="paragraph">
@@ -624,7 +619,7 @@
       <w:rFonts w:cstheme="majorBidi" w:eastAsiaTheme="majorEastAsia"/>
       <w:i/>
       <w:iCs/>
-      <w:color w:val="000000"/>
+      <w:color w:themeColor="text1" w:themeTint="D8" w:val="272727"/>
     </w:rPr>
   </w:style>
   <w:style w:styleId="Heading9" w:type="paragraph">
@@ -645,7 +640,7 @@
     </w:pPr>
     <w:rPr>
       <w:rFonts w:cstheme="majorBidi" w:eastAsiaTheme="majorEastAsia"/>
-      <w:color w:val="000000"/>
+      <w:color w:themeColor="text1" w:themeTint="D8" w:val="272727"/>
     </w:rPr>
   </w:style>
   <w:style w:customStyle="1" w:styleId="Heading1Char" w:type="character">
@@ -656,7 +651,7 @@
     <w:rsid w:val="00A10FD9"/>
     <w:rPr>
       <w:rFonts w:asciiTheme="majorHAnsi" w:cstheme="majorBidi" w:eastAsiaTheme="majorEastAsia" w:hAnsiTheme="majorHAnsi"/>
-      <w:color w:val="000000"/>
+      <w:color w:themeColor="accent1" w:themeShade="BF" w:val="0F4761"/>
       <w:sz w:val="40"/>
       <w:szCs w:val="40"/>
     </w:rPr>
@@ -670,7 +665,7 @@
     <w:rsid w:val="00A10FD9"/>
     <w:rPr>
       <w:rFonts w:asciiTheme="majorHAnsi" w:cstheme="majorBidi" w:eastAsiaTheme="majorEastAsia" w:hAnsiTheme="majorHAnsi"/>
-      <w:color w:val="000000"/>
+      <w:color w:themeColor="accent1" w:themeShade="BF" w:val="0F4761"/>
       <w:sz w:val="32"/>
       <w:szCs w:val="32"/>
     </w:rPr>
@@ -684,7 +679,7 @@
     <w:rsid w:val="00A10FD9"/>
     <w:rPr>
       <w:rFonts w:cstheme="majorBidi" w:eastAsiaTheme="majorEastAsia"/>
-      <w:color w:val="000000"/>
+      <w:color w:themeColor="accent1" w:themeShade="BF" w:val="0F4761"/>
       <w:sz w:val="28"/>
       <w:szCs w:val="28"/>
     </w:rPr>
@@ -700,7 +695,7 @@
       <w:rFonts w:cstheme="majorBidi" w:eastAsiaTheme="majorEastAsia"/>
       <w:i/>
       <w:iCs/>
-      <w:color w:val="000000"/>
+      <w:color w:themeColor="accent1" w:themeShade="BF" w:val="0F4761"/>
     </w:rPr>
   </w:style>
   <w:style w:customStyle="1" w:styleId="Heading5Char" w:type="character">
@@ -712,7 +707,7 @@
     <w:rsid w:val="00A10FD9"/>
     <w:rPr>
       <w:rFonts w:cstheme="majorBidi" w:eastAsiaTheme="majorEastAsia"/>
-      <w:color w:val="000000"/>
+      <w:color w:themeColor="accent1" w:themeShade="BF" w:val="0F4761"/>
     </w:rPr>
   </w:style>
   <w:style w:customStyle="1" w:styleId="Heading6Char" w:type="character">
@@ -726,7 +721,7 @@
       <w:rFonts w:cstheme="majorBidi" w:eastAsiaTheme="majorEastAsia"/>
       <w:i/>
       <w:iCs/>
-      <w:color w:val="000000"/>
+      <w:color w:themeColor="text1" w:themeTint="A6" w:val="595959"/>
     </w:rPr>
   </w:style>
   <w:style w:customStyle="1" w:styleId="Heading7Char" w:type="character">
@@ -738,7 +733,7 @@
     <w:rsid w:val="00A10FD9"/>
     <w:rPr>
       <w:rFonts w:cstheme="majorBidi" w:eastAsiaTheme="majorEastAsia"/>
-      <w:color w:val="000000"/>
+      <w:color w:themeColor="text1" w:themeTint="A6" w:val="595959"/>
     </w:rPr>
   </w:style>
   <w:style w:customStyle="1" w:styleId="Heading8Char" w:type="character">
@@ -752,7 +747,7 @@
       <w:rFonts w:cstheme="majorBidi" w:eastAsiaTheme="majorEastAsia"/>
       <w:i/>
       <w:iCs/>
-      <w:color w:val="000000"/>
+      <w:color w:themeColor="text1" w:themeTint="D8" w:val="272727"/>
     </w:rPr>
   </w:style>
   <w:style w:customStyle="1" w:styleId="Heading9Char" w:type="character">
@@ -764,7 +759,7 @@
     <w:rsid w:val="00A10FD9"/>
     <w:rPr>
       <w:rFonts w:cstheme="majorBidi" w:eastAsiaTheme="majorEastAsia"/>
-      <w:color w:val="000000"/>
+      <w:color w:themeColor="text1" w:themeTint="D8" w:val="272727"/>
     </w:rPr>
   </w:style>
   <w:style w:styleId="BlockText" w:type="paragraph">
@@ -807,36 +802,24 @@
   <w:style w:default="1" w:styleId="Table" w:type="table">
     <w:name w:val="Table"/>
     <w:basedOn w:val="TableNormal"/>
-    <w:qFormat/>
-    <w:pPr>
-      <w:spacing w:after="20" w:before="20" w:line="240" w:lineRule="auto"/>
-    </w:pPr>
-    <w:rPr>
-      <w:sz w:val="20"/>
-      <w:szCs w:val="20"/>
-    </w:rPr>
+    <w:semiHidden/>
+    <w:unhideWhenUsed/>
+    <w:qFormat/>
     <w:tblPr>
       <w:tblInd w:type="dxa" w:w="0"/>
-      <w:tblBorders>
-        <w:top w:color="000000" w:sz="4" w:val="single"/>
-        <w:bottom w:color="000000" w:sz="4" w:val="single"/>
-        <w:insideH w:color="808080" w:sz="2" w:val="single"/>
-      </w:tblBorders>
       <w:tblCellMar>
-        <w:top w:type="dxa" w:w="40"/>
+        <w:top w:type="dxa" w:w="0"/>
         <w:left w:type="dxa" w:w="108"/>
-        <w:bottom w:type="dxa" w:w="40"/>
+        <w:bottom w:type="dxa" w:w="0"/>
         <w:right w:type="dxa" w:w="108"/>
       </w:tblCellMar>
     </w:tblPr>
     <w:tblStylePr w:type="firstRow">
-      <w:rPr>
-        <w:b/>
-      </w:rPr>
       <w:tcPr>
         <w:tcBorders>
-          <w:bottom w:color="000000" w:sz="4" w:val="single"/>
+          <w:bottom w:val="single"/>
         </w:tcBorders>
+        <w:vAlign w:val="bottom"/>
       </w:tcPr>
     </w:tblStylePr>
   </w:style>
@@ -918,7 +901,7 @@
     <w:name w:val="Hyperlink"/>
     <w:basedOn w:val="BodyTextChar"/>
     <w:rPr>
-      <w:color w:val="000000"/>
+      <w:color w:themeColor="accent1" w:val="4F81BD"/>
     </w:rPr>
   </w:style>
   <w:style w:styleId="TOCHeading" w:type="paragraph">
@@ -929,15 +912,249 @@
     <w:unhideWhenUsed/>
     <w:qFormat/>
     <w:pPr>
-      <w:spacing w:before="240" w:line="480" w:lineRule="auto"/>
+      <w:spacing w:before="240" w:line="259" w:lineRule="auto"/>
       <w:outlineLvl w:val="9"/>
     </w:pPr>
     <w:rPr>
       <w:rFonts w:asciiTheme="majorHAnsi" w:cstheme="majorBidi" w:eastAsiaTheme="majorEastAsia" w:hAnsiTheme="majorHAnsi"/>
       <w:b w:val="0"/>
       <w:bCs w:val="0"/>
-      <w:color w:val="000000"/>
-    </w:rPr>
+      <w:color w:themeColor="accent1" w:themeShade="BF" w:val="365F91"/>
+    </w:rPr>
+  </w:style>
+  <w:style w:type="paragraph" w:customStyle="1" w:styleId="SourceCode">
+    <w:name w:val="Source Code"/>
+    <w:basedOn w:val="Normal"/>
+    <w:link w:val="VerbatimChar"/>
+    <w:pPr>
+      <w:wordWrap w:val="off"/>
+    </w:pPr>
+  </w:style>
+  <w:style w:type="character" w:customStyle="1" w:styleId="KeywordTok">
+    <w:name w:val="KeywordTok"/>
+    <w:basedOn w:val="VerbatimChar"/>
+    <w:rPr>
+      <w:b/>
+      <w:color w:val="007020"/>
+    </w:rPr>
+  </w:style>
+  <w:style w:type="character" w:customStyle="1" w:styleId="DataTypeTok">
+    <w:name w:val="DataTypeTok"/>
+    <w:basedOn w:val="VerbatimChar"/>
+    <w:rPr>
+      <w:color w:val="902000"/>
+    </w:rPr>
+  </w:style>
+  <w:style w:type="character" w:customStyle="1" w:styleId="DecValTok">
+    <w:name w:val="DecValTok"/>
+    <w:basedOn w:val="VerbatimChar"/>
+    <w:rPr>
+      <w:color w:val="40a070"/>
+    </w:rPr>
+  </w:style>
+  <w:style w:type="character" w:customStyle="1" w:styleId="BaseNTok">
+    <w:name w:val="BaseNTok"/>
+    <w:basedOn w:val="VerbatimChar"/>
+    <w:rPr>
+      <w:color w:val="40a070"/>
+    </w:rPr>
+  </w:style>
+  <w:style w:type="character" w:customStyle="1" w:styleId="FloatTok">
+    <w:name w:val="FloatTok"/>
+    <w:basedOn w:val="VerbatimChar"/>
+    <w:rPr>
+      <w:color w:val="40a070"/>
+    </w:rPr>
+  </w:style>
+  <w:style w:type="character" w:customStyle="1" w:styleId="ConstantTok">
+    <w:name w:val="ConstantTok"/>
+    <w:basedOn w:val="VerbatimChar"/>
+    <w:rPr>
+      <w:color w:val="880000"/>
+    </w:rPr>
+  </w:style>
+  <w:style w:type="character" w:customStyle="1" w:styleId="CharTok">
+    <w:name w:val="CharTok"/>
+    <w:basedOn w:val="VerbatimChar"/>
+    <w:rPr>
+      <w:color w:val="4070a0"/>
+    </w:rPr>
+  </w:style>
+  <w:style w:type="character" w:customStyle="1" w:styleId="SpecialCharTok">
+    <w:name w:val="SpecialCharTok"/>
+    <w:basedOn w:val="VerbatimChar"/>
+    <w:rPr>
+      <w:color w:val="4070a0"/>
+    </w:rPr>
+  </w:style>
+  <w:style w:type="character" w:customStyle="1" w:styleId="StringTok">
+    <w:name w:val="StringTok"/>
+    <w:basedOn w:val="VerbatimChar"/>
+    <w:rPr>
+      <w:color w:val="4070a0"/>
+    </w:rPr>
+  </w:style>
+  <w:style w:type="character" w:customStyle="1" w:styleId="VerbatimStringTok">
+    <w:name w:val="VerbatimStringTok"/>
+    <w:basedOn w:val="VerbatimChar"/>
+    <w:rPr>
+      <w:color w:val="4070a0"/>
+    </w:rPr>
+  </w:style>
+  <w:style w:type="character" w:customStyle="1" w:styleId="SpecialStringTok">
+    <w:name w:val="SpecialStringTok"/>
+    <w:basedOn w:val="VerbatimChar"/>
+    <w:rPr>
+      <w:color w:val="bb6688"/>
+    </w:rPr>
+  </w:style>
+  <w:style w:type="character" w:customStyle="1" w:styleId="ImportTok">
+    <w:name w:val="ImportTok"/>
+    <w:basedOn w:val="VerbatimChar"/>
+    <w:rPr>
+      <w:b/>
+      <w:color w:val="008000"/>
+    </w:rPr>
+  </w:style>
+  <w:style w:type="character" w:customStyle="1" w:styleId="CommentTok">
+    <w:name w:val="CommentTok"/>
+    <w:basedOn w:val="VerbatimChar"/>
+    <w:rPr>
+      <w:i/>
+      <w:color w:val="60a0b0"/>
+    </w:rPr>
+  </w:style>
+  <w:style w:type="character" w:customStyle="1" w:styleId="DocumentationTok">
+    <w:name w:val="DocumentationTok"/>
+    <w:basedOn w:val="VerbatimChar"/>
+    <w:rPr>
+      <w:i/>
+      <w:color w:val="ba2121"/>
+    </w:rPr>
+  </w:style>
+  <w:style w:type="character" w:customStyle="1" w:styleId="AnnotationTok">
+    <w:name w:val="AnnotationTok"/>
+    <w:basedOn w:val="VerbatimChar"/>
+    <w:rPr>
+      <w:b/>
+      <w:i/>
+      <w:color w:val="60a0b0"/>
+    </w:rPr>
+  </w:style>
+  <w:style w:type="character" w:customStyle="1" w:styleId="CommentVarTok">
+    <w:name w:val="CommentVarTok"/>
+    <w:basedOn w:val="VerbatimChar"/>
+    <w:rPr>
+      <w:b/>
+      <w:i/>
+      <w:color w:val="60a0b0"/>
+    </w:rPr>
+  </w:style>
+  <w:style w:type="character" w:customStyle="1" w:styleId="OtherTok">
+    <w:name w:val="OtherTok"/>
+    <w:basedOn w:val="VerbatimChar"/>
+    <w:rPr>
+      <w:color w:val="007020"/>
+    </w:rPr>
+  </w:style>
+  <w:style w:type="character" w:customStyle="1" w:styleId="FunctionTok">
+    <w:name w:val="FunctionTok"/>
+    <w:basedOn w:val="VerbatimChar"/>
+    <w:rPr>
+      <w:color w:val="06287e"/>
+    </w:rPr>
+  </w:style>
+  <w:style w:type="character" w:customStyle="1" w:styleId="VariableTok">
+    <w:name w:val="VariableTok"/>
+    <w:basedOn w:val="VerbatimChar"/>
+    <w:rPr>
+      <w:color w:val="19177c"/>
+    </w:rPr>
+  </w:style>
+  <w:style w:type="character" w:customStyle="1" w:styleId="ControlFlowTok">
+    <w:name w:val="ControlFlowTok"/>
+    <w:basedOn w:val="VerbatimChar"/>
+    <w:rPr>
+      <w:b/>
+      <w:color w:val="007020"/>
+    </w:rPr>
+  </w:style>
+  <w:style w:type="character" w:customStyle="1" w:styleId="OperatorTok">
+    <w:name w:val="OperatorTok"/>
+    <w:basedOn w:val="VerbatimChar"/>
+    <w:rPr>
+      <w:color w:val="666666"/>
+    </w:rPr>
+  </w:style>
+  <w:style w:type="character" w:customStyle="1" w:styleId="BuiltInTok">
+    <w:name w:val="BuiltInTok"/>
+    <w:basedOn w:val="VerbatimChar"/>
+    <w:rPr>
+      <w:color w:val="008000"/>
+    </w:rPr>
+  </w:style>
+  <w:style w:type="character" w:customStyle="1" w:styleId="ExtensionTok">
+    <w:name w:val="ExtensionTok"/>
+    <w:basedOn w:val="VerbatimChar"/>
+    <w:rPr/>
+  </w:style>
+  <w:style w:type="character" w:customStyle="1" w:styleId="PreprocessorTok">
+    <w:name w:val="PreprocessorTok"/>
+    <w:basedOn w:val="VerbatimChar"/>
+    <w:rPr>
+      <w:color w:val="bc7a00"/>
+    </w:rPr>
+  </w:style>
+  <w:style w:type="character" w:customStyle="1" w:styleId="AttributeTok">
+    <w:name w:val="AttributeTok"/>
+    <w:basedOn w:val="VerbatimChar"/>
+    <w:rPr>
+      <w:color w:val="7d9029"/>
+    </w:rPr>
+  </w:style>
+  <w:style w:type="character" w:customStyle="1" w:styleId="RegionMarkerTok">
+    <w:name w:val="RegionMarkerTok"/>
+    <w:basedOn w:val="VerbatimChar"/>
+    <w:rPr/>
+  </w:style>
+  <w:style w:type="character" w:customStyle="1" w:styleId="InformationTok">
+    <w:name w:val="InformationTok"/>
+    <w:basedOn w:val="VerbatimChar"/>
+    <w:rPr>
+      <w:b/>
+      <w:i/>
+      <w:color w:val="60a0b0"/>
+    </w:rPr>
+  </w:style>
+  <w:style w:type="character" w:customStyle="1" w:styleId="WarningTok">
+    <w:name w:val="WarningTok"/>
+    <w:basedOn w:val="VerbatimChar"/>
+    <w:rPr>
+      <w:b/>
+      <w:i/>
+      <w:color w:val="60a0b0"/>
+    </w:rPr>
+  </w:style>
+  <w:style w:type="character" w:customStyle="1" w:styleId="AlertTok">
+    <w:name w:val="AlertTok"/>
+    <w:basedOn w:val="VerbatimChar"/>
+    <w:rPr>
+      <w:b/>
+      <w:color w:val="ff0000"/>
+    </w:rPr>
+  </w:style>
+  <w:style w:type="character" w:customStyle="1" w:styleId="ErrorTok">
+    <w:name w:val="ErrorTok"/>
+    <w:basedOn w:val="VerbatimChar"/>
+    <w:rPr>
+      <w:b/>
+      <w:color w:val="ff0000"/>
+    </w:rPr>
+  </w:style>
+  <w:style w:type="character" w:customStyle="1" w:styleId="NormalTok">
+    <w:name w:val="NormalTok"/>
+    <w:basedOn w:val="VerbatimChar"/>
+    <w:rPr/>
   </w:style>
 </w:styles>
 </file>
@@ -985,7 +1202,7 @@
     </a:clrScheme>
     <a:fontScheme name="Office">
       <a:majorFont>
-        <a:latin typeface="CMU Serif" panose="02110004020202020204"/>
+        <a:latin typeface="Aptos Display" panose="02110004020202020204"/>
         <a:ea typeface=""/>
         <a:cs typeface=""/>
         <a:font script="Jpan" typeface="游ゴシック Light"/>
@@ -1037,7 +1254,7 @@
         <a:font script="Tfng" typeface="Ebrima"/>
       </a:majorFont>
       <a:minorFont>
-        <a:latin typeface="CMU Serif" panose="02110004020202020204"/>
+        <a:latin typeface="Aptos" panose="02110004020202020204"/>
         <a:ea typeface=""/>
         <a:cs typeface=""/>
         <a:font script="Jpan" typeface="游明朝"/>

--- a/build_expanded/cover_letter.docx
+++ b/build_expanded/cover_letter.docx
@@ -53,7 +53,50 @@
         <w:pStyle w:val="BodyText"/>
       </w:pPr>
       <w:r>
-        <w:t xml:space="preserve">We submit the manuscript above for consideration as a Paper. A score derived from the calibration block that precedes a P300-speller session has repeatedly been related to that session’s online spelling accuracy. Mainsah and colleagues took this furthest in this journal, deriving speller accuracy analytically from a calibration-derived detectability index so that performance could be estimated without extensive online testing (</w:t>
+        <w:t xml:space="preserve">We submit</w:t>
+      </w:r>
+      <w:r>
+        <w:t xml:space="preserve"> </w:t>
+      </w:r>
+      <w:r>
+        <w:t xml:space="preserve">“Calibration-derived decoder discriminability is associated with online P300-speller accuracy, but the fitted mapping does not transport across cohorts”</w:t>
+      </w:r>
+      <w:r>
+        <w:t xml:space="preserve"> </w:t>
+      </w:r>
+      <w:r>
+        <w:t xml:space="preserve">for consideration as a Paper in</w:t>
+      </w:r>
+      <w:r>
+        <w:t xml:space="preserve"> </w:t>
+      </w:r>
+      <w:r>
+        <w:rPr>
+          <w:i/>
+          <w:iCs/>
+        </w:rPr>
+        <w:t xml:space="preserve">Journal of Neural Engineering</w:t>
+      </w:r>
+      <w:r>
+        <w:t xml:space="preserve">.</w:t>
+      </w:r>
+    </w:p>
+    <w:p>
+      <w:pPr>
+        <w:pStyle w:val="BodyText"/>
+      </w:pPr>
+      <w:r>
+        <w:rPr>
+          <w:b/>
+          <w:bCs/>
+        </w:rPr>
+        <w:t xml:space="preserve">Submission and journal fit.</w:t>
+      </w:r>
+      <w:r>
+        <w:t xml:space="preserve"> </w:t>
+      </w:r>
+      <w:r>
+        <w:t xml:space="preserve">A calibration-derived score has repeatedly been related to online P300-speller accuracy within the cohort where it was measured, including by Mainsah and colleagues in this journal (</w:t>
       </w:r>
       <w:r>
         <w:rPr>
@@ -66,7 +109,7 @@
         <w:t xml:space="preserve"> </w:t>
       </w:r>
       <w:r>
-        <w:t xml:space="preserve">2016;13:066007). That relationship, and the earlier reports it builds on, were established within the cohort in which they were measured. Whether a mapping fitted in one set of cohorts estimates accuracy in a cohort it has never seen is a separate question, and it is the question that decides whether such a score can be reported anywhere other than where it was developed.</w:t>
+        <w:t xml:space="preserve">2016;13:066007), who derived speller accuracy analytically from a calibration-derived detectability index. Whether a mapping fitted in one set of cohorts transports to a cohort it has never seen is the question that decides whether such a score can be reported anywhere other than where it was developed, and it is the question this manuscript answers.</w:t>
       </w:r>
     </w:p>
     <w:p>
@@ -74,7 +117,17 @@
         <w:pStyle w:val="BodyText"/>
       </w:pPr>
       <w:r>
-        <w:t xml:space="preserve">We evaluated this in the public BigP3BCI archive. All 20 documented source studies supplied the shared 16-channel montage; 18 yielded eligible online outcomes, giving 271 participants, 410 sessions, 739 session-condition records and 19,611 character selections, with the four documented ALS cohorts as the originally targeted primary subgroup, fixed before the design was widened beyond them. One source study was withheld from development at a time. The estimand is the accuracy of a randomly chosen character selection, because the mapping is fitted on character-expanded records; pooled across every withheld record, estimation error was 0.098 (95% CI 0.091 to 0.107) against 0.146 for a benchmark that estimates every record at the development-set mean, and that error is invariant to the estimand, at 0.096 and 0.097 when sessions and participants are weighted equally instead. The association itself held up. Its point estimate was positive in all 18 withheld cohorts, at the level of individual participants (r = 0.714, 95% CI 0.650 to 0.768, n = 271), and after centring both variables within cohort, which removes cohort means though not differences in variance, protocol or measurement precision (r = 0.677, 0.621 to 0.726).</w:t>
+        <w:rPr>
+          <w:b/>
+          <w:bCs/>
+        </w:rPr>
+        <w:t xml:space="preserve">What is new.</w:t>
+      </w:r>
+      <w:r>
+        <w:t xml:space="preserve"> </w:t>
+      </w:r>
+      <w:r>
+        <w:t xml:space="preserve">Using the public BigP3BCI archive, we evaluated a calibration-derived score across 18 source-study cohorts with a leave-one-study-out design (271 participants, 739 session-condition records, 19,611 selections), rather than the single-cohort evaluations the literature has reported to date. Each withheld cohort’s expected accuracy was estimated purely from the other 17, with no information from that cohort used in fitting the mapping evaluated against it.</w:t>
       </w:r>
     </w:p>
     <w:p>
@@ -82,7 +135,17 @@
         <w:pStyle w:val="BodyText"/>
       </w:pPr>
       <w:r>
-        <w:t xml:space="preserve">The fitted mapping did not transport, and the calibration intercept settles that without appeal to a threshold. Pooling the 18 withheld cohorts with participant-clustered standard errors, the between-cohort standard deviation of the intercept was tau = 0.87 (95% CI 0.60 to 1.51) against a pooled intercept of -0.06, giving a 95% interval for a cohort not represented in the archive of -1.97 to 1.85 on the log-odds scale, which is the difference between a mapping that badly understates accuracy and one that badly overstates it. The slope agrees and is the more delicate case, at tau = 0.43 (0.30 to 0.77) against a pooled slope of 1.06, with observed values from 0.185 to 2.185. Both conclusions hold at the lower confidence limit of tau, where the intervals are still -1.39 to 1.26 for the intercept and 0.394 to 1.704 for the slope. I-squared is reported with its own interval as a description only, and no conclusion is drawn from where it falls relative to the conventional 75% threshold, because a cluster-robust variance at 5 to 24 participants per cohort is biased downward in exactly the direction that inflates it. In one cohort the score estimated accuracy less well than the development-mean benchmark and in six less well than that cohort’s own mean, and for a cohort not represented in the archive the interval on discrimination reaches down to chance.</w:t>
+        <w:rPr>
+          <w:b/>
+          <w:bCs/>
+        </w:rPr>
+        <w:t xml:space="preserve">Principal results.</w:t>
+      </w:r>
+      <w:r>
+        <w:t xml:space="preserve"> </w:t>
+      </w:r>
+      <w:r>
+        <w:t xml:space="preserve">The association held in every withheld cohort (participant-level r = 0.714) but the fitted mapping from score to expected accuracy did not transport: the calibration intercept had a between-cohort standard deviation of tau = 0.87, spanning a 95% interval for an unrepresented cohort of -1.97 to 1.85 on the log-odds scale, and the slope agreed at tau = 0.43. Both conclusions hold at the lower confidence limit of tau, so the finding does not depend on the number of cohorts being read favourably. A four-cohort subgroup limited to the documented ALS cohorts alone, evaluated on its own, gave a materially tighter and more favourable picture (uncorrected between-cohort slope spread 0.223, against 0.560 across all 18). This is a concrete demonstration of how few-cohort evaluation understates real-world variability.</w:t>
       </w:r>
     </w:p>
     <w:p>
@@ -90,7 +153,17 @@
         <w:pStyle w:val="BodyText"/>
       </w:pPr>
       <w:r>
-        <w:t xml:space="preserve">One cohort-level feature accounts for much of that spread. The median time a cohort took over each selection, which ran from 7.3 to 50.0 seconds and is the archive’s only recoverable trace of the stopping rule, accounted for about two thirds of the between-cohort variance in the calibration slope (0.406 per between-cohort standard deviation, 95% CI 0.181 to 0.632; Holm-corrected p = 0.012), leaving a residual between-cohort standard deviation of 0.25 against 0.43. Seven further descriptors, including both available proxies for the size of the speller matrix, accounted for no share distinguishable from zero. This strengthens the transportability argument rather than weakening it: a mapping whose slope depends on the stopping rule still cannot be carried to a site whose stopping rule is unknown, and the archive records no stopping rule for any cohort as a field. What it does change is the status of the residual spread, which is not an irreducible property of the population, so a site that reported its stopping rule alongside a calibration score would remove a substantial part of the uncertainty in a transported estimate.</w:t>
+        <w:rPr>
+          <w:b/>
+          <w:bCs/>
+        </w:rPr>
+        <w:t xml:space="preserve">Why this matters to your readership.</w:t>
+      </w:r>
+      <w:r>
+        <w:t xml:space="preserve"> </w:t>
+      </w:r>
+      <w:r>
+        <w:t xml:space="preserve">The manuscript separates two claims the field has tended to report together: an association that appears in every cohort examined, and a calibrated mapping that transports between them. A calibration score can support ranking sessions within a setting and can support a data-quality screen; it should not be used to report an expected accuracy in a cohort where the mapping was not developed, without local recalibration. This is a transportability evaluation of a widely proposed relationship, not a classifier-improvement study.</w:t>
       </w:r>
     </w:p>
     <w:p>
@@ -98,23 +171,17 @@
         <w:pStyle w:val="BodyText"/>
       </w:pPr>
       <w:r>
-        <w:t xml:space="preserve">We believe this carries three implications for this journal’s readership. First, it separates two claims that the field has tended to report together: an association that appears in every cohort examined, and a calibrated mapping that does not transport. A calibration score can support ranking sessions within a setting, and can support a data-quality screen, but should not be used to report an expected accuracy elsewhere without local recalibration. Second, the four ALS cohorts analysed alone gave an uncorrected between-cohort slope spread of 0.223, against 0.560 across all 18; those four cohorts were not merely too few to estimate the spread, they were homogeneous and favourable, so the resulting picture was optimistic in a measurable direction. Evaluations built on a small number of cohorts should be read accordingly. Third, excluding records in which more than 20% of calibration epochs were rejected lowered the mean of the 18 cohort-level errors from 0.101 to 0.087, a different quantity from the record-pooled 0.098 above, and the uncorrected slope spread from 0.560 to 0.465, the only analysis in which transportability improved, and that screen is actionable at no cost because the rejection fraction is already computed whenever the score is computed.</w:t>
-      </w:r>
-    </w:p>
-    <w:p>
-      <w:pPr>
-        <w:pStyle w:val="BodyText"/>
-      </w:pPr>
-      <w:r>
-        <w:t xml:space="preserve">We note that the journal’s guidance asks that contributions using openly available data provide validation on additional data sets and insight into why performance differs. This study reports no performance improvement. It reports a negative transportability result across 18 independent cohorts, together with an examination of which cohort-level features are and are not associated with it. All analysis code, frozen outputs, and the archive provenance record with checksum verification are available to support editorial assessment.</w:t>
-      </w:r>
-    </w:p>
-    <w:p>
-      <w:pPr>
-        <w:pStyle w:val="BodyText"/>
-      </w:pPr>
-      <w:r>
-        <w:t xml:space="preserve">We thank the editors for their time and consideration. The work has not been submitted elsewhere and is not under consideration by any other journal. A companion manuscript from our group uses the same archive to ask a different question, namely how much of each emitted character selection is determined by a language-model prior rather than by the neural signal; it is being submitted to a different journal, reuses the calibration score reported here as a moderator, and a copy is provided with this submission in keeping with ICMJE guidance on overlapping publications.</w:t>
+        <w:rPr>
+          <w:b/>
+          <w:bCs/>
+        </w:rPr>
+        <w:t xml:space="preserve">Declarations.</w:t>
+      </w:r>
+      <w:r>
+        <w:t xml:space="preserve"> </w:t>
+      </w:r>
+      <w:r>
+        <w:t xml:space="preserve">The authors declare no competing interests. This work has not been submitted elsewhere and is not under consideration by any other journal.</w:t>
       </w:r>
     </w:p>
     <w:p>

--- a/build_expanded/cover_letter.docx
+++ b/build_expanded/cover_letter.docx
@@ -24,7 +24,19 @@
         <w:pStyle w:val="BodyText"/>
       </w:pPr>
       <w:r>
-        <w:t xml:space="preserve">Re: Submission of “Calibration-derived decoder discriminability is associated with online P300-speller accuracy, but the fitted mapping does not transport across cohorts” as a Paper</w:t>
+        <w:t xml:space="preserve">Re: Submission of</w:t>
+      </w:r>
+      <w:r>
+        <w:t xml:space="preserve"> </w:t>
+      </w:r>
+      <w:r>
+        <w:t xml:space="preserve">“Calibration-derived decoder discriminability is associated with online P300-speller accuracy, but the fitted mapping does not transport across cohorts”</w:t>
+      </w:r>
+      <w:r>
+        <w:t xml:space="preserve"> </w:t>
+      </w:r>
+      <w:r>
+        <w:t xml:space="preserve">as a Paper</w:t>
       </w:r>
     </w:p>
     <w:p>
@@ -53,19 +65,7 @@
         <w:pStyle w:val="BodyText"/>
       </w:pPr>
       <w:r>
-        <w:t xml:space="preserve">We submit</w:t>
-      </w:r>
-      <w:r>
-        <w:t xml:space="preserve"> </w:t>
-      </w:r>
-      <w:r>
-        <w:t xml:space="preserve">“Calibration-derived decoder discriminability is associated with online P300-speller accuracy, but the fitted mapping does not transport across cohorts”</w:t>
-      </w:r>
-      <w:r>
-        <w:t xml:space="preserve"> </w:t>
-      </w:r>
-      <w:r>
-        <w:t xml:space="preserve">for consideration as a Paper in</w:t>
+        <w:t xml:space="preserve">We submit the manuscript named above for consideration as a Paper in</w:t>
       </w:r>
       <w:r>
         <w:t xml:space="preserve"> </w:t>

--- a/build_expanded/cover_letter.docx
+++ b/build_expanded/cover_letter.docx
@@ -2,21 +2,26 @@
 <file path=word/document.xml><?xml version="1.0" encoding="utf-8"?>
 <w:document xmlns:w="http://schemas.openxmlformats.org/wordprocessingml/2006/main" xmlns:m="http://schemas.openxmlformats.org/officeDocument/2006/math" xmlns:r="http://schemas.openxmlformats.org/officeDocument/2006/relationships" xmlns:o="urn:schemas-microsoft-com:office:office" xmlns:v="urn:schemas-microsoft-com:vml" xmlns:w10="urn:schemas-microsoft-com:office:word" xmlns:a="http://schemas.openxmlformats.org/drawingml/2006/main" xmlns:pic="http://schemas.openxmlformats.org/drawingml/2006/picture" xmlns:wp="http://schemas.openxmlformats.org/drawingml/2006/wordprocessingDrawing">
   <w:body>
-    <w:bookmarkStart w:id="9" w:name="cover-letter"/>
     <w:p>
       <w:pPr>
-        <w:pStyle w:val="Heading1"/>
-      </w:pPr>
-      <w:r>
-        <w:t xml:space="preserve">Cover letter</w:t>
+        <w:pStyle w:val="FirstParagraph"/>
+      </w:pPr>
+      <w:r>
+        <w:t xml:space="preserve">27 July 2026</w:t>
       </w:r>
     </w:p>
     <w:p>
       <w:pPr>
-        <w:pStyle w:val="FirstParagraph"/>
-      </w:pPr>
-      <w:r>
-        <w:t xml:space="preserve">27 July 2026</w:t>
+        <w:pStyle w:val="BodyText"/>
+      </w:pPr>
+      <w:r>
+        <w:t xml:space="preserve">The Editors</w:t>
+      </w:r>
+      <w:r>
+        <w:br/>
+      </w:r>
+      <w:r>
+        <w:t xml:space="preserve">Journal of Neural Engineering</w:t>
       </w:r>
     </w:p>
     <w:p>
@@ -24,19 +29,7 @@
         <w:pStyle w:val="BodyText"/>
       </w:pPr>
       <w:r>
-        <w:t xml:space="preserve">Re: Submission of</w:t>
-      </w:r>
-      <w:r>
-        <w:t xml:space="preserve"> </w:t>
-      </w:r>
-      <w:r>
-        <w:t xml:space="preserve">“Calibration-derived decoder discriminability is associated with online P300-speller accuracy, but the fitted mapping does not transport across cohorts”</w:t>
-      </w:r>
-      <w:r>
-        <w:t xml:space="preserve"> </w:t>
-      </w:r>
-      <w:r>
-        <w:t xml:space="preserve">as a Paper</w:t>
+        <w:t xml:space="preserve">Dear Editors,</w:t>
       </w:r>
     </w:p>
     <w:p>
@@ -44,53 +37,13 @@
         <w:pStyle w:val="BodyText"/>
       </w:pPr>
       <w:r>
-        <w:t xml:space="preserve">Dear Editors of</w:t>
+        <w:t xml:space="preserve">We submit for your consideration as a Paper</w:t>
       </w:r>
       <w:r>
         <w:t xml:space="preserve"> </w:t>
       </w:r>
       <w:r>
-        <w:rPr>
-          <w:i/>
-          <w:iCs/>
-        </w:rPr>
-        <w:t xml:space="preserve">Journal of Neural Engineering</w:t>
-      </w:r>
-      <w:r>
-        <w:t xml:space="preserve">,</w:t>
-      </w:r>
-    </w:p>
-    <w:p>
-      <w:pPr>
-        <w:pStyle w:val="BodyText"/>
-      </w:pPr>
-      <w:r>
-        <w:t xml:space="preserve">We submit the manuscript named above for consideration as a Paper in</w:t>
-      </w:r>
-      <w:r>
-        <w:t xml:space="preserve"> </w:t>
-      </w:r>
-      <w:r>
-        <w:rPr>
-          <w:i/>
-          <w:iCs/>
-        </w:rPr>
-        <w:t xml:space="preserve">Journal of Neural Engineering</w:t>
-      </w:r>
-      <w:r>
-        <w:t xml:space="preserve">.</w:t>
-      </w:r>
-    </w:p>
-    <w:p>
-      <w:pPr>
-        <w:pStyle w:val="BodyText"/>
-      </w:pPr>
-      <w:r>
-        <w:rPr>
-          <w:b/>
-          <w:bCs/>
-        </w:rPr>
-        <w:t xml:space="preserve">Submission and journal fit.</w:t>
+        <w:t xml:space="preserve">“Calibration-derived decoder discriminability is associated with online P300-speller accuracy, but the fitted mapping does not transport across cohorts.”</w:t>
       </w:r>
       <w:r>
         <w:t xml:space="preserve"> </w:t>
@@ -109,7 +62,7 @@
         <w:t xml:space="preserve"> </w:t>
       </w:r>
       <w:r>
-        <w:t xml:space="preserve">2016;13:066007), who derived speller accuracy analytically from a calibration-derived detectability index. Whether a mapping fitted in one set of cohorts transports to a cohort it has never seen is the question that decides whether such a score can be reported anywhere other than where it was developed, and it is the question this manuscript answers.</w:t>
+        <w:t xml:space="preserve">2016;13:066007), who derived speller accuracy analytically from a calibration-derived detectability index. This manuscript asks whether such a mapping, once fitted, transports to a cohort it has never seen.</w:t>
       </w:r>
     </w:p>
     <w:p>
@@ -117,17 +70,7 @@
         <w:pStyle w:val="BodyText"/>
       </w:pPr>
       <w:r>
-        <w:rPr>
-          <w:b/>
-          <w:bCs/>
-        </w:rPr>
-        <w:t xml:space="preserve">What is new.</w:t>
-      </w:r>
-      <w:r>
-        <w:t xml:space="preserve"> </w:t>
-      </w:r>
-      <w:r>
-        <w:t xml:space="preserve">Using the public BigP3BCI archive, we evaluated a calibration-derived score across 18 source-study cohorts with a leave-one-study-out design (271 participants, 739 session-condition records, 19,611 selections), rather than the single-cohort evaluations the literature has reported to date. Each withheld cohort’s expected accuracy was estimated purely from the other 17, with no information from that cohort used in fitting the mapping evaluated against it.</w:t>
+        <w:t xml:space="preserve">Using the public BigP3BCI archive, we evaluated a calibration-derived score across 18 source-study cohorts with a leave-one-study-out design (271 participants, 739 session-condition records, 19,611 selections), rather than within a single cohort, as every prior report has done. Each withheld cohort’s expected accuracy was estimated purely from the other 17.</w:t>
       </w:r>
     </w:p>
     <w:p>
@@ -135,17 +78,7 @@
         <w:pStyle w:val="BodyText"/>
       </w:pPr>
       <w:r>
-        <w:rPr>
-          <w:b/>
-          <w:bCs/>
-        </w:rPr>
-        <w:t xml:space="preserve">Principal results.</w:t>
-      </w:r>
-      <w:r>
-        <w:t xml:space="preserve"> </w:t>
-      </w:r>
-      <w:r>
-        <w:t xml:space="preserve">The association held in every withheld cohort (participant-level r = 0.714) but the fitted mapping from score to expected accuracy did not transport: the calibration intercept had a between-cohort standard deviation of tau = 0.87, spanning a 95% interval for an unrepresented cohort of -1.97 to 1.85 on the log-odds scale, and the slope agreed at tau = 0.43. Both conclusions hold at the lower confidence limit of tau, so the finding does not depend on the number of cohorts being read favourably. A four-cohort subgroup limited to the documented ALS cohorts alone, evaluated on its own, gave a materially tighter and more favourable picture (uncorrected between-cohort slope spread 0.223, against 0.560 across all 18). This is a concrete demonstration of how few-cohort evaluation understates real-world variability.</w:t>
+        <w:t xml:space="preserve">The association was positive in every withheld cohort, though precision varied enough that six of the eighteen 95% confidence intervals included zero; pooled at the participant level the relationship was precisely estimated (r = 0.714, p &lt; 0.001). The fitted mapping did not transport: the calibration intercept had a between-cohort standard deviation of tau = 0.87 (95% interval for an unrepresented cohort, -1.97 to 1.85 log-odds), and the slope showed the same pattern (tau = 0.43, interval 0.111 to 2.005). Both conclusions hold at the lower confidence limit of tau and under an independent bootstrap estimate. A four-cohort ALS-only subgroup gave a materially tighter, more favourable picture (uncorrected slope spread 0.223, against 0.560 across all 18), demonstrating how few-cohort evaluation understates real-world variability.</w:t>
       </w:r>
     </w:p>
     <w:p>
@@ -153,17 +86,7 @@
         <w:pStyle w:val="BodyText"/>
       </w:pPr>
       <w:r>
-        <w:rPr>
-          <w:b/>
-          <w:bCs/>
-        </w:rPr>
-        <w:t xml:space="preserve">Why this matters to your readership.</w:t>
-      </w:r>
-      <w:r>
-        <w:t xml:space="preserve"> </w:t>
-      </w:r>
-      <w:r>
-        <w:t xml:space="preserve">The manuscript separates two claims the field has tended to report together: an association that appears in every cohort examined, and a calibrated mapping that transports between them. A calibration score can support ranking sessions within a setting and can support a data-quality screen; it should not be used to report an expected accuracy in a cohort where the mapping was not developed, without local recalibration. This is a transportability evaluation of a widely proposed relationship, not a classifier-improvement study.</w:t>
+        <w:t xml:space="preserve">The manuscript separates two claims often reported together: an association present in every cohort, and a mapping that transports between them. The score may support ranking sessions within a setting after local validation; it should not be used to report expected accuracy in a cohort where the mapping was not developed, without local recalibration.</w:t>
       </w:r>
     </w:p>
     <w:p>
@@ -171,17 +94,7 @@
         <w:pStyle w:val="BodyText"/>
       </w:pPr>
       <w:r>
-        <w:rPr>
-          <w:b/>
-          <w:bCs/>
-        </w:rPr>
-        <w:t xml:space="preserve">Declarations.</w:t>
-      </w:r>
-      <w:r>
-        <w:t xml:space="preserve"> </w:t>
-      </w:r>
-      <w:r>
-        <w:t xml:space="preserve">The authors declare no competing interests. This work has not been submitted elsewhere and is not under consideration by any other journal.</w:t>
+        <w:t xml:space="preserve">This manuscript is original, is not under consideration elsewhere, and has not been posted as a preprint. The authors declare no competing interests.</w:t>
       </w:r>
     </w:p>
     <w:p>
@@ -191,32 +104,25 @@
       <w:r>
         <w:t xml:space="preserve">Sincerely,</w:t>
       </w:r>
+      <w:r>
+        <w:br/>
+      </w:r>
+      <w:r>
+        <w:t xml:space="preserve">Alon Gorenshtein, MD</w:t>
+      </w:r>
+      <w:r>
+        <w:br/>
+      </w:r>
+      <w:r>
+        <w:t xml:space="preserve">Department of Neurology, Beth Israel Deaconess Medical Center, Harvard Medical School</w:t>
+      </w:r>
+      <w:r>
+        <w:br/>
+      </w:r>
+      <w:r>
+        <w:t xml:space="preserve">agorensh@bidmc.harvard.edu</w:t>
+      </w:r>
     </w:p>
-    <w:p>
-      <w:pPr>
-        <w:pStyle w:val="BodyText"/>
-      </w:pPr>
-      <w:r>
-        <w:t xml:space="preserve">Alon Gorenshtein, MD</w:t>
-      </w:r>
-    </w:p>
-    <w:p>
-      <w:pPr>
-        <w:pStyle w:val="BodyText"/>
-      </w:pPr>
-      <w:r>
-        <w:t xml:space="preserve">Department of Neurology, Beth Israel Deaconess Medical Center, Harvard Medical School</w:t>
-      </w:r>
-    </w:p>
-    <w:p>
-      <w:pPr>
-        <w:pStyle w:val="BodyText"/>
-      </w:pPr>
-      <w:r>
-        <w:t xml:space="preserve">agorensh@bidmc.harvard.edu</w:t>
-      </w:r>
-    </w:p>
-    <w:bookmarkEnd w:id="9"/>
     <w:sectPr>
       <w:footnotePr>
         <w:numRestart w:val="eachSect"/>
